--- a/docs/evaluation/docx/M01-employee-profile-management-council.docx
+++ b/docs/evaluation/docx/M01-employee-profile-management-council.docx
@@ -12,7 +12,7 @@
           <w:color w:val="1F3864"/>
           <w:sz w:val="52"/>
         </w:rPr>
-        <w:t xml:space="preserve"> Adversarial Council Evaluation — M01 Employee Profile Management BRD (v1.0)</w:t>
+        <w:t>M01 employee profile management council</w:t>
       </w:r>
     </w:p>
     <w:p>
@@ -161,7 +161,7 @@
         <w:t>unusually strong, genuinely buildable BRD</w:t>
       </w:r>
       <w:r>
-        <w:t xml:space="preserve"> — top-decile for a public-sector HRMS and in several places (position management, effective dating, field-level access policy, outbox SR events, reversible dedup, consumption-API-as-SSOT) it is at honest Workday/SuccessFactors parity. It would pass most government procurement bars today.</w:t>
+        <w:t xml:space="preserve"> — top-decile for a public-sector HRMS and in several places (position management, effective dating, field-level access policy, outbox SR events, reversible dedup, consumption-API-as-SSOT) it is at honest Workday/SuccessFactors parity. It would pass most enterprise procurement bars today.</w:t>
       </w:r>
     </w:p>
     <w:p>
@@ -227,7 +227,7 @@
         <w:t>BLOCKED</w:t>
       </w:r>
       <w:r>
-        <w:t xml:space="preserve"> flag that excludes an employee from payroll can amount to withholding a government servant's lawful salary; and the 99.5%-VALID-on-first/second-pass migration target is fantasy against paper service books.</w:t>
+        <w:t xml:space="preserve"> flag that excludes an employee from payroll can amount to withholding a employee's lawful salary; and the 99.5%-VALID-on-first/second-pass migration target is fantasy against paper service books.</w:t>
       </w:r>
     </w:p>
     <w:p>
@@ -290,7 +290,7 @@
         <w:t>product with a contract</w:t>
       </w:r>
       <w:r>
-        <w:t>, not a table. FR-019 (consumption API + change feed + etag/conditional-GET + point-in-time) plus the build instruction "do not write a second employee master" is exactly the discipline that lets 13 downstream modules ship in parallel without identity drift. That is the moat. Every competing in-house government HR build fails here — payroll keeps its own name spelling, pension keeps its own DOB — and this BRD structurally forbids it.</w:t>
+        <w:t>, not a table. FR-019 (consumption API + change feed + etag/conditional-GET + point-in-time) plus the build instruction "do not write a second employee master" is exactly the discipline that lets 13 downstream modules ship in parallel without identity drift. That is the moat. Every competing in-house enterprise HR build fails here — payroll keeps its own name spelling, pension keeps its own DOB — and this BRD structurally forbids it.</w:t>
       </w:r>
     </w:p>
     <w:p>
@@ -348,7 +348,7 @@
         <w:t>effective-dating + point-in-time + outbox</w:t>
       </w:r>
       <w:r>
-        <w:t xml:space="preserve"> trio is best-in-class plumbing. The exclusion-constraint on overlapping assignments, the "one current substantive assignment" invariant, and the transactional outbox for SR events mean the system can defend any past state to an auditor or a pension tribunal — a genuine differentiator in a litigation-heavy government context.</w:t>
+        <w:t xml:space="preserve"> trio is best-in-class plumbing. The exclusion-constraint on overlapping assignments, the "one current substantive assignment" invariant, and the transactional outbox for SR events mean the system can defend any past state to an auditor or a pension tribunal — a genuine differentiator in a litigation-heavy enterprise context.</w:t>
       </w:r>
     </w:p>
     <w:p>
@@ -494,7 +494,7 @@
         <w:t>no consent/notice ledger, no Consent Manager hook, no Data Protection Officer role, no grievance/redress workflow, no breach-notification workflow to the Data Protection Board, and no reconciliation of the right-to-erasure against statutory retention.</w:t>
       </w:r>
       <w:r>
-        <w:t xml:space="preserve"> Export (FR-016) is one of seven data-principal rights; the other six are absent. Government bodies have *some* exemption under DPDP §17, but as an </w:t>
+        <w:t xml:space="preserve"> Export (FR-016) is one of seven data-principal rights; the other six are absent. Enterprise bodies have *some* exemption under DPDP §17, but as an </w:t>
       </w:r>
       <w:r>
         <w:rPr>
@@ -531,7 +531,7 @@
         <w:t>completeness `BLOCKED` → payroll exclusion</w:t>
       </w:r>
       <w:r>
-        <w:t xml:space="preserve"> rule (FR-014 BR) is a legal landmine. Denying or delaying a government servant's salary because a photo or an unverified field is missing is challengeable as unlawful withholding of wages; courts and tribunals will not accept "the data-quality flag told payroll to skip you."</w:t>
+        <w:t xml:space="preserve"> rule (FR-014 BR) is a legal landmine. Denying or delaying a employee's salary because a photo or an unverified field is missing is challengeable as unlawful withholding of wages; courts and tribunals will not accept "the data-quality flag told payroll to skip you."</w:t>
       </w:r>
     </w:p>
     <w:p>
@@ -700,7 +700,7 @@
         <w:t>DOB</w:t>
       </w:r>
       <w:r>
-        <w:t xml:space="preserve"> governs the retirement date and is the single most litigated field in Indian government service; a </w:t>
+        <w:t xml:space="preserve"> governs the retirement date and is the single most litigated field in Indian enterprise service; a </w:t>
       </w:r>
       <w:r>
         <w:rPr>
@@ -739,7 +739,7 @@
         <w:t>custom-fields + dynamic-form + per-field-policy-matrix</w:t>
       </w:r>
       <w:r>
-        <w:t xml:space="preserve"> engine is a lot of build for v1 of a government rollout where the field set is statutorily fixed; that configurability is speculative until a second tenant exists.</w:t>
+        <w:t xml:space="preserve"> engine is a lot of build for v1 of a enterprise rollout where the field set is statutorily fixed; that configurability is speculative until a second tenant exists.</w:t>
       </w:r>
     </w:p>
     <w:p>
@@ -4603,7 +4603,7 @@
         <w:color w:val="808080"/>
         <w:sz w:val="16"/>
       </w:rPr>
-      <w:t xml:space="preserve"> Adversarial Council Evaluation — M01 Employee Profile Management BRD (v1.0)</w:t>
+      <w:t>M01 employee profile management council</w:t>
       <w:tab/>
       <w:t>Confidential</w:t>
     </w:r>
